--- a/VuThienTruong.docx
+++ b/VuThienTruong.docx
@@ -7,8 +7,18 @@
         <w:t>VuThienTruong_2001231015_Tuan11</w:t>
       </w:r>
     </w:p>
-    <w:p/>
-    <w:p/>
+    <w:p>
+      <w:r>
+        <w:t>Git:</w:t>
+      </w:r>
+      <w:r>
+        <w:t xml:space="preserve"> https://github.com/ThenScu/Tuan11.git</w:t>
+      </w:r>
+    </w:p>
+    <w:p>
+      <w:bookmarkStart w:id="0" w:name="_GoBack"/>
+      <w:bookmarkEnd w:id="0"/>
+    </w:p>
     <w:p>
       <w:r>
         <w:drawing>
@@ -247,10 +257,7 @@
       </w:r>
     </w:p>
     <w:p/>
-    <w:p>
-      <w:bookmarkStart w:id="0" w:name="_GoBack"/>
-      <w:bookmarkEnd w:id="0"/>
-    </w:p>
+    <w:p/>
     <w:sectPr>
       <w:pgSz w:w="12240" w:h="15840"/>
       <w:pgMar w:top="1440" w:right="1440" w:bottom="1440" w:left="1440" w:header="0" w:footer="720" w:gutter="0"/>

--- a/VuThienTruong.docx
+++ b/VuThienTruong.docx
@@ -4,21 +4,186 @@
   <w:body>
     <w:p>
       <w:r>
-        <w:t>VuThienTruong_2001231015_Tuan11</w:t>
-      </w:r>
-    </w:p>
-    <w:p>
-      <w:r>
-        <w:t>Git:</w:t>
-      </w:r>
-      <w:r>
-        <w:t xml:space="preserve"> https://github.com/ThenScu/Tuan11.git</w:t>
-      </w:r>
-    </w:p>
-    <w:p>
+        <w:rPr>
+          <w:rFonts w:ascii="Arial" w:hAnsi="Arial" w:cs="Arial"/>
+          <w:color w:val="1F1F1F"/>
+          <w:sz w:val="21"/>
+          <w:szCs w:val="21"/>
+          <w:shd w:val="clear" w:color="auto" w:fill="FFFFFF"/>
+        </w:rPr>
+        <w:t xml:space="preserve">- </w:t>
+      </w:r>
+      <w:proofErr w:type="spellStart"/>
+      <w:r>
+        <w:rPr>
+          <w:rFonts w:ascii="Arial" w:hAnsi="Arial" w:cs="Arial"/>
+          <w:color w:val="1F1F1F"/>
+          <w:sz w:val="21"/>
+          <w:szCs w:val="21"/>
+          <w:shd w:val="clear" w:color="auto" w:fill="FFFFFF"/>
+        </w:rPr>
+        <w:t>Chương</w:t>
+      </w:r>
+      <w:proofErr w:type="spellEnd"/>
+      <w:r>
+        <w:rPr>
+          <w:rFonts w:ascii="Arial" w:hAnsi="Arial" w:cs="Arial"/>
+          <w:color w:val="1F1F1F"/>
+          <w:sz w:val="21"/>
+          <w:szCs w:val="21"/>
+          <w:shd w:val="clear" w:color="auto" w:fill="FFFFFF"/>
+        </w:rPr>
+        <w:t xml:space="preserve"> 6 - </w:t>
+      </w:r>
+      <w:proofErr w:type="spellStart"/>
+      <w:r>
+        <w:rPr>
+          <w:rFonts w:ascii="Arial" w:hAnsi="Arial" w:cs="Arial"/>
+          <w:color w:val="1F1F1F"/>
+          <w:sz w:val="21"/>
+          <w:szCs w:val="21"/>
+          <w:shd w:val="clear" w:color="auto" w:fill="FFFFFF"/>
+        </w:rPr>
+        <w:t>Thực</w:t>
+      </w:r>
+      <w:proofErr w:type="spellEnd"/>
+      <w:r>
+        <w:rPr>
+          <w:rFonts w:ascii="Arial" w:hAnsi="Arial" w:cs="Arial"/>
+          <w:color w:val="1F1F1F"/>
+          <w:sz w:val="21"/>
+          <w:szCs w:val="21"/>
+          <w:shd w:val="clear" w:color="auto" w:fill="FFFFFF"/>
+        </w:rPr>
+        <w:t xml:space="preserve"> </w:t>
+      </w:r>
+      <w:proofErr w:type="spellStart"/>
+      <w:r>
+        <w:rPr>
+          <w:rFonts w:ascii="Arial" w:hAnsi="Arial" w:cs="Arial"/>
+          <w:color w:val="1F1F1F"/>
+          <w:sz w:val="21"/>
+          <w:szCs w:val="21"/>
+          <w:shd w:val="clear" w:color="auto" w:fill="FFFFFF"/>
+        </w:rPr>
+        <w:t>hành</w:t>
+      </w:r>
+      <w:proofErr w:type="spellEnd"/>
+      <w:r>
+        <w:rPr>
+          <w:rFonts w:ascii="Arial" w:hAnsi="Arial" w:cs="Arial"/>
+          <w:color w:val="1F1F1F"/>
+          <w:sz w:val="21"/>
+          <w:szCs w:val="21"/>
+          <w:shd w:val="clear" w:color="auto" w:fill="FFFFFF"/>
+        </w:rPr>
+        <w:t xml:space="preserve"> </w:t>
+      </w:r>
+      <w:proofErr w:type="spellStart"/>
+      <w:r>
+        <w:rPr>
+          <w:rFonts w:ascii="Arial" w:hAnsi="Arial" w:cs="Arial"/>
+          <w:color w:val="1F1F1F"/>
+          <w:sz w:val="21"/>
+          <w:szCs w:val="21"/>
+          <w:shd w:val="clear" w:color="auto" w:fill="FFFFFF"/>
+        </w:rPr>
+        <w:t>với</w:t>
+      </w:r>
+      <w:proofErr w:type="spellEnd"/>
+      <w:r>
+        <w:rPr>
+          <w:rFonts w:ascii="Arial" w:hAnsi="Arial" w:cs="Arial"/>
+          <w:color w:val="1F1F1F"/>
+          <w:sz w:val="21"/>
+          <w:szCs w:val="21"/>
+          <w:shd w:val="clear" w:color="auto" w:fill="FFFFFF"/>
+        </w:rPr>
+        <w:t xml:space="preserve"> </w:t>
+      </w:r>
+      <w:proofErr w:type="spellStart"/>
+      <w:r>
+        <w:rPr>
+          <w:rFonts w:ascii="Arial" w:hAnsi="Arial" w:cs="Arial"/>
+          <w:color w:val="1F1F1F"/>
+          <w:sz w:val="21"/>
+          <w:szCs w:val="21"/>
+          <w:shd w:val="clear" w:color="auto" w:fill="FFFFFF"/>
+        </w:rPr>
+        <w:t>bài</w:t>
+      </w:r>
+      <w:proofErr w:type="spellEnd"/>
+      <w:r>
+        <w:rPr>
+          <w:rFonts w:ascii="Arial" w:hAnsi="Arial" w:cs="Arial"/>
+          <w:color w:val="1F1F1F"/>
+          <w:sz w:val="21"/>
+          <w:szCs w:val="21"/>
+          <w:shd w:val="clear" w:color="auto" w:fill="FFFFFF"/>
+        </w:rPr>
+        <w:t xml:space="preserve"> </w:t>
+      </w:r>
+      <w:proofErr w:type="spellStart"/>
+      <w:r>
+        <w:rPr>
+          <w:rFonts w:ascii="Arial" w:hAnsi="Arial" w:cs="Arial"/>
+          <w:color w:val="1F1F1F"/>
+          <w:sz w:val="21"/>
+          <w:szCs w:val="21"/>
+          <w:shd w:val="clear" w:color="auto" w:fill="FFFFFF"/>
+        </w:rPr>
+        <w:t>tập</w:t>
+      </w:r>
+      <w:proofErr w:type="spellEnd"/>
+      <w:r>
+        <w:rPr>
+          <w:rFonts w:ascii="Arial" w:hAnsi="Arial" w:cs="Arial"/>
+          <w:color w:val="1F1F1F"/>
+          <w:sz w:val="21"/>
+          <w:szCs w:val="21"/>
+          <w:shd w:val="clear" w:color="auto" w:fill="FFFFFF"/>
+        </w:rPr>
+        <w:t xml:space="preserve"> </w:t>
+      </w:r>
+      <w:proofErr w:type="spellStart"/>
+      <w:r>
+        <w:rPr>
+          <w:rFonts w:ascii="Arial" w:hAnsi="Arial" w:cs="Arial"/>
+          <w:color w:val="1F1F1F"/>
+          <w:sz w:val="21"/>
+          <w:szCs w:val="21"/>
+          <w:shd w:val="clear" w:color="auto" w:fill="FFFFFF"/>
+        </w:rPr>
+        <w:t>thực</w:t>
+      </w:r>
+      <w:proofErr w:type="spellEnd"/>
+      <w:r>
+        <w:rPr>
+          <w:rFonts w:ascii="Arial" w:hAnsi="Arial" w:cs="Arial"/>
+          <w:color w:val="1F1F1F"/>
+          <w:sz w:val="21"/>
+          <w:szCs w:val="21"/>
+          <w:shd w:val="clear" w:color="auto" w:fill="FFFFFF"/>
+        </w:rPr>
+        <w:t xml:space="preserve"> tế.</w:t>
+      </w:r>
       <w:bookmarkStart w:id="0" w:name="_GoBack"/>
       <w:bookmarkEnd w:id="0"/>
     </w:p>
+    <w:p>
+      <w:r>
+        <w:t>VuThienTruong_2001231015_Tuan11</w:t>
+      </w:r>
+    </w:p>
+    <w:p>
+      <w:r>
+        <w:t>Git:</w:t>
+      </w:r>
+      <w:r>
+        <w:t xml:space="preserve"> https://github.com/ThenScu/Tuan11.git</w:t>
+      </w:r>
+    </w:p>
+    <w:p/>
     <w:p>
       <w:r>
         <w:drawing>

--- a/VuThienTruong.docx
+++ b/VuThienTruong.docx
@@ -165,10 +165,30 @@
           <w:szCs w:val="21"/>
           <w:shd w:val="clear" w:color="auto" w:fill="FFFFFF"/>
         </w:rPr>
-        <w:t xml:space="preserve"> tế.</w:t>
-      </w:r>
-      <w:bookmarkStart w:id="0" w:name="_GoBack"/>
-      <w:bookmarkEnd w:id="0"/>
+        <w:t xml:space="preserve"> </w:t>
+      </w:r>
+      <w:proofErr w:type="spellStart"/>
+      <w:r>
+        <w:rPr>
+          <w:rFonts w:ascii="Arial" w:hAnsi="Arial" w:cs="Arial"/>
+          <w:color w:val="1F1F1F"/>
+          <w:sz w:val="21"/>
+          <w:szCs w:val="21"/>
+          <w:shd w:val="clear" w:color="auto" w:fill="FFFFFF"/>
+        </w:rPr>
+        <w:t>tế</w:t>
+      </w:r>
+      <w:proofErr w:type="spellEnd"/>
+      <w:r>
+        <w:rPr>
+          <w:rFonts w:ascii="Arial" w:hAnsi="Arial" w:cs="Arial"/>
+          <w:color w:val="1F1F1F"/>
+          <w:sz w:val="21"/>
+          <w:szCs w:val="21"/>
+          <w:shd w:val="clear" w:color="auto" w:fill="FFFFFF"/>
+        </w:rPr>
+        <w:t>.</w:t>
+      </w:r>
     </w:p>
     <w:p>
       <w:r>
@@ -304,6 +324,7 @@
     </w:p>
     <w:p>
       <w:r>
+        <w:lastRenderedPageBreak/>
         <w:drawing>
           <wp:inline distT="0" distB="0" distL="0" distR="0" wp14:anchorId="1DAA4E04" wp14:editId="56F86A78">
             <wp:extent cx="5943600" cy="2696845"/>
@@ -340,15 +361,12 @@
           </wp:inline>
         </w:drawing>
       </w:r>
-    </w:p>
-    <w:p>
-      <w:r>
-        <w:lastRenderedPageBreak/>
+      <w:r>
         <w:drawing>
-          <wp:inline distT="0" distB="0" distL="0" distR="0" wp14:anchorId="2239B18A" wp14:editId="5CE9612F">
-            <wp:extent cx="5943600" cy="3438525"/>
-            <wp:effectExtent l="0" t="0" r="0" b="9525"/>
-            <wp:docPr id="1" name="Picture 1"/>
+          <wp:inline distT="0" distB="0" distL="0" distR="0" wp14:anchorId="4712C3EB" wp14:editId="5F83E03B">
+            <wp:extent cx="5943600" cy="2999740"/>
+            <wp:effectExtent l="0" t="0" r="0" b="0"/>
+            <wp:docPr id="10" name="Picture 10"/>
             <wp:cNvGraphicFramePr>
               <a:graphicFrameLocks xmlns:a="http://schemas.openxmlformats.org/drawingml/2006/main" noChangeAspect="1"/>
             </wp:cNvGraphicFramePr>
@@ -368,7 +386,7 @@
                   <pic:spPr>
                     <a:xfrm>
                       <a:off x="0" y="0"/>
-                      <a:ext cx="5943600" cy="3438525"/>
+                      <a:ext cx="5943600" cy="2999740"/>
                     </a:xfrm>
                     <a:prstGeom prst="rect">
                       <a:avLst/>
@@ -381,14 +399,14 @@
         </w:drawing>
       </w:r>
     </w:p>
-    <w:p/>
     <w:p>
       <w:r>
+        <w:lastRenderedPageBreak/>
         <w:drawing>
-          <wp:inline distT="0" distB="0" distL="0" distR="0" wp14:anchorId="2E9606C7" wp14:editId="2900D8F2">
-            <wp:extent cx="5943600" cy="3342005"/>
-            <wp:effectExtent l="0" t="0" r="0" b="0"/>
-            <wp:docPr id="6" name="Picture 6"/>
+          <wp:inline distT="0" distB="0" distL="0" distR="0" wp14:anchorId="2239B18A" wp14:editId="5CE9612F">
+            <wp:extent cx="5943600" cy="3438525"/>
+            <wp:effectExtent l="0" t="0" r="0" b="9525"/>
+            <wp:docPr id="1" name="Picture 1"/>
             <wp:cNvGraphicFramePr>
               <a:graphicFrameLocks xmlns:a="http://schemas.openxmlformats.org/drawingml/2006/main" noChangeAspect="1"/>
             </wp:cNvGraphicFramePr>
@@ -408,6 +426,46 @@
                   <pic:spPr>
                     <a:xfrm>
                       <a:off x="0" y="0"/>
+                      <a:ext cx="5943600" cy="3438525"/>
+                    </a:xfrm>
+                    <a:prstGeom prst="rect">
+                      <a:avLst/>
+                    </a:prstGeom>
+                  </pic:spPr>
+                </pic:pic>
+              </a:graphicData>
+            </a:graphic>
+          </wp:inline>
+        </w:drawing>
+      </w:r>
+    </w:p>
+    <w:p/>
+    <w:p>
+      <w:r>
+        <w:drawing>
+          <wp:inline distT="0" distB="0" distL="0" distR="0" wp14:anchorId="2E9606C7" wp14:editId="2900D8F2">
+            <wp:extent cx="5943600" cy="3342005"/>
+            <wp:effectExtent l="0" t="0" r="0" b="0"/>
+            <wp:docPr id="6" name="Picture 6"/>
+            <wp:cNvGraphicFramePr>
+              <a:graphicFrameLocks xmlns:a="http://schemas.openxmlformats.org/drawingml/2006/main" noChangeAspect="1"/>
+            </wp:cNvGraphicFramePr>
+            <a:graphic xmlns:a="http://schemas.openxmlformats.org/drawingml/2006/main">
+              <a:graphicData uri="http://schemas.openxmlformats.org/drawingml/2006/picture">
+                <pic:pic xmlns:pic="http://schemas.openxmlformats.org/drawingml/2006/picture">
+                  <pic:nvPicPr>
+                    <pic:cNvPr id="1" name=""/>
+                    <pic:cNvPicPr/>
+                  </pic:nvPicPr>
+                  <pic:blipFill>
+                    <a:blip r:embed="rId10"/>
+                    <a:stretch>
+                      <a:fillRect/>
+                    </a:stretch>
+                  </pic:blipFill>
+                  <pic:spPr>
+                    <a:xfrm>
+                      <a:off x="0" y="0"/>
                       <a:ext cx="5943600" cy="3342005"/>
                     </a:xfrm>
                     <a:prstGeom prst="rect">
@@ -421,6 +479,138 @@
         </w:drawing>
       </w:r>
     </w:p>
+    <w:p/>
+    <w:p>
+      <w:r>
+        <w:lastRenderedPageBreak/>
+        <w:drawing>
+          <wp:inline distT="0" distB="0" distL="0" distR="0" wp14:anchorId="521C26A7" wp14:editId="18ED0A0A">
+            <wp:extent cx="5943600" cy="3159125"/>
+            <wp:effectExtent l="0" t="0" r="0" b="3175"/>
+            <wp:docPr id="8" name="Picture 8"/>
+            <wp:cNvGraphicFramePr>
+              <a:graphicFrameLocks xmlns:a="http://schemas.openxmlformats.org/drawingml/2006/main" noChangeAspect="1"/>
+            </wp:cNvGraphicFramePr>
+            <a:graphic xmlns:a="http://schemas.openxmlformats.org/drawingml/2006/main">
+              <a:graphicData uri="http://schemas.openxmlformats.org/drawingml/2006/picture">
+                <pic:pic xmlns:pic="http://schemas.openxmlformats.org/drawingml/2006/picture">
+                  <pic:nvPicPr>
+                    <pic:cNvPr id="1" name=""/>
+                    <pic:cNvPicPr/>
+                  </pic:nvPicPr>
+                  <pic:blipFill>
+                    <a:blip r:embed="rId11"/>
+                    <a:stretch>
+                      <a:fillRect/>
+                    </a:stretch>
+                  </pic:blipFill>
+                  <pic:spPr>
+                    <a:xfrm>
+                      <a:off x="0" y="0"/>
+                      <a:ext cx="5943600" cy="3159125"/>
+                    </a:xfrm>
+                    <a:prstGeom prst="rect">
+                      <a:avLst/>
+                    </a:prstGeom>
+                  </pic:spPr>
+                </pic:pic>
+              </a:graphicData>
+            </a:graphic>
+          </wp:inline>
+        </w:drawing>
+      </w:r>
+    </w:p>
+    <w:p>
+      <w:r>
+        <w:drawing>
+          <wp:inline distT="0" distB="0" distL="0" distR="0" wp14:anchorId="24FBE63A" wp14:editId="55216234">
+            <wp:extent cx="5943600" cy="3342005"/>
+            <wp:effectExtent l="0" t="0" r="0" b="0"/>
+            <wp:docPr id="7" name="Picture 7"/>
+            <wp:cNvGraphicFramePr>
+              <a:graphicFrameLocks xmlns:a="http://schemas.openxmlformats.org/drawingml/2006/main" noChangeAspect="1"/>
+            </wp:cNvGraphicFramePr>
+            <a:graphic xmlns:a="http://schemas.openxmlformats.org/drawingml/2006/main">
+              <a:graphicData uri="http://schemas.openxmlformats.org/drawingml/2006/picture">
+                <pic:pic xmlns:pic="http://schemas.openxmlformats.org/drawingml/2006/picture">
+                  <pic:nvPicPr>
+                    <pic:cNvPr id="1" name=""/>
+                    <pic:cNvPicPr/>
+                  </pic:nvPicPr>
+                  <pic:blipFill>
+                    <a:blip r:embed="rId12"/>
+                    <a:stretch>
+                      <a:fillRect/>
+                    </a:stretch>
+                  </pic:blipFill>
+                  <pic:spPr>
+                    <a:xfrm>
+                      <a:off x="0" y="0"/>
+                      <a:ext cx="5943600" cy="3342005"/>
+                    </a:xfrm>
+                    <a:prstGeom prst="rect">
+                      <a:avLst/>
+                    </a:prstGeom>
+                  </pic:spPr>
+                </pic:pic>
+              </a:graphicData>
+            </a:graphic>
+          </wp:inline>
+        </w:drawing>
+      </w:r>
+    </w:p>
+    <w:p/>
+    <w:p>
+      <w:r>
+        <w:lastRenderedPageBreak/>
+        <w:drawing>
+          <wp:inline distT="0" distB="0" distL="0" distR="0" wp14:anchorId="7C57FD7E" wp14:editId="4025FC98">
+            <wp:extent cx="5943600" cy="3210560"/>
+            <wp:effectExtent l="0" t="0" r="0" b="8890"/>
+            <wp:docPr id="9" name="Picture 9"/>
+            <wp:cNvGraphicFramePr>
+              <a:graphicFrameLocks xmlns:a="http://schemas.openxmlformats.org/drawingml/2006/main" noChangeAspect="1"/>
+            </wp:cNvGraphicFramePr>
+            <a:graphic xmlns:a="http://schemas.openxmlformats.org/drawingml/2006/main">
+              <a:graphicData uri="http://schemas.openxmlformats.org/drawingml/2006/picture">
+                <pic:pic xmlns:pic="http://schemas.openxmlformats.org/drawingml/2006/picture">
+                  <pic:nvPicPr>
+                    <pic:cNvPr id="1" name=""/>
+                    <pic:cNvPicPr/>
+                  </pic:nvPicPr>
+                  <pic:blipFill>
+                    <a:blip r:embed="rId13"/>
+                    <a:stretch>
+                      <a:fillRect/>
+                    </a:stretch>
+                  </pic:blipFill>
+                  <pic:spPr>
+                    <a:xfrm>
+                      <a:off x="0" y="0"/>
+                      <a:ext cx="5943600" cy="3210560"/>
+                    </a:xfrm>
+                    <a:prstGeom prst="rect">
+                      <a:avLst/>
+                    </a:prstGeom>
+                  </pic:spPr>
+                </pic:pic>
+              </a:graphicData>
+            </a:graphic>
+          </wp:inline>
+        </w:drawing>
+      </w:r>
+    </w:p>
+    <w:p>
+      <w:bookmarkStart w:id="0" w:name="_GoBack"/>
+      <w:bookmarkEnd w:id="0"/>
+    </w:p>
+    <w:p/>
+    <w:p/>
+    <w:p/>
+    <w:p/>
+    <w:p/>
+    <w:p/>
+    <w:p/>
     <w:p/>
     <w:p/>
     <w:sectPr>

--- a/VuThienTruong.docx
+++ b/VuThienTruong.docx
@@ -600,13 +600,126 @@
         </w:drawing>
       </w:r>
     </w:p>
+    <w:p/>
     <w:p>
       <w:bookmarkStart w:id="0" w:name="_GoBack"/>
+      <w:r>
+        <w:drawing>
+          <wp:inline distT="0" distB="0" distL="0" distR="0" wp14:anchorId="184DDCD9" wp14:editId="2E8ACD1D">
+            <wp:extent cx="5943600" cy="3247390"/>
+            <wp:effectExtent l="0" t="0" r="0" b="0"/>
+            <wp:docPr id="11" name="Picture 11"/>
+            <wp:cNvGraphicFramePr>
+              <a:graphicFrameLocks xmlns:a="http://schemas.openxmlformats.org/drawingml/2006/main" noChangeAspect="1"/>
+            </wp:cNvGraphicFramePr>
+            <a:graphic xmlns:a="http://schemas.openxmlformats.org/drawingml/2006/main">
+              <a:graphicData uri="http://schemas.openxmlformats.org/drawingml/2006/picture">
+                <pic:pic xmlns:pic="http://schemas.openxmlformats.org/drawingml/2006/picture">
+                  <pic:nvPicPr>
+                    <pic:cNvPr id="1" name=""/>
+                    <pic:cNvPicPr/>
+                  </pic:nvPicPr>
+                  <pic:blipFill>
+                    <a:blip r:embed="rId14"/>
+                    <a:stretch>
+                      <a:fillRect/>
+                    </a:stretch>
+                  </pic:blipFill>
+                  <pic:spPr>
+                    <a:xfrm>
+                      <a:off x="0" y="0"/>
+                      <a:ext cx="5943600" cy="3247390"/>
+                    </a:xfrm>
+                    <a:prstGeom prst="rect">
+                      <a:avLst/>
+                    </a:prstGeom>
+                  </pic:spPr>
+                </pic:pic>
+              </a:graphicData>
+            </a:graphic>
+          </wp:inline>
+        </w:drawing>
+      </w:r>
       <w:bookmarkEnd w:id="0"/>
     </w:p>
     <w:p/>
-    <w:p/>
-    <w:p/>
+    <w:p>
+      <w:r>
+        <w:lastRenderedPageBreak/>
+        <w:drawing>
+          <wp:inline distT="0" distB="0" distL="0" distR="0" wp14:anchorId="73F8B883" wp14:editId="5545F5E7">
+            <wp:extent cx="5943600" cy="3159125"/>
+            <wp:effectExtent l="0" t="0" r="0" b="3175"/>
+            <wp:docPr id="13" name="Picture 13"/>
+            <wp:cNvGraphicFramePr>
+              <a:graphicFrameLocks xmlns:a="http://schemas.openxmlformats.org/drawingml/2006/main" noChangeAspect="1"/>
+            </wp:cNvGraphicFramePr>
+            <a:graphic xmlns:a="http://schemas.openxmlformats.org/drawingml/2006/main">
+              <a:graphicData uri="http://schemas.openxmlformats.org/drawingml/2006/picture">
+                <pic:pic xmlns:pic="http://schemas.openxmlformats.org/drawingml/2006/picture">
+                  <pic:nvPicPr>
+                    <pic:cNvPr id="1" name=""/>
+                    <pic:cNvPicPr/>
+                  </pic:nvPicPr>
+                  <pic:blipFill>
+                    <a:blip r:embed="rId15"/>
+                    <a:stretch>
+                      <a:fillRect/>
+                    </a:stretch>
+                  </pic:blipFill>
+                  <pic:spPr>
+                    <a:xfrm>
+                      <a:off x="0" y="0"/>
+                      <a:ext cx="5943600" cy="3159125"/>
+                    </a:xfrm>
+                    <a:prstGeom prst="rect">
+                      <a:avLst/>
+                    </a:prstGeom>
+                  </pic:spPr>
+                </pic:pic>
+              </a:graphicData>
+            </a:graphic>
+          </wp:inline>
+        </w:drawing>
+      </w:r>
+      <w:r>
+        <w:drawing>
+          <wp:inline distT="0" distB="0" distL="0" distR="0" wp14:anchorId="624C6E5F" wp14:editId="227B3BAA">
+            <wp:extent cx="5943600" cy="3138170"/>
+            <wp:effectExtent l="0" t="0" r="0" b="5080"/>
+            <wp:docPr id="12" name="Picture 12"/>
+            <wp:cNvGraphicFramePr>
+              <a:graphicFrameLocks xmlns:a="http://schemas.openxmlformats.org/drawingml/2006/main" noChangeAspect="1"/>
+            </wp:cNvGraphicFramePr>
+            <a:graphic xmlns:a="http://schemas.openxmlformats.org/drawingml/2006/main">
+              <a:graphicData uri="http://schemas.openxmlformats.org/drawingml/2006/picture">
+                <pic:pic xmlns:pic="http://schemas.openxmlformats.org/drawingml/2006/picture">
+                  <pic:nvPicPr>
+                    <pic:cNvPr id="1" name=""/>
+                    <pic:cNvPicPr/>
+                  </pic:nvPicPr>
+                  <pic:blipFill>
+                    <a:blip r:embed="rId16"/>
+                    <a:stretch>
+                      <a:fillRect/>
+                    </a:stretch>
+                  </pic:blipFill>
+                  <pic:spPr>
+                    <a:xfrm>
+                      <a:off x="0" y="0"/>
+                      <a:ext cx="5943600" cy="3138170"/>
+                    </a:xfrm>
+                    <a:prstGeom prst="rect">
+                      <a:avLst/>
+                    </a:prstGeom>
+                  </pic:spPr>
+                </pic:pic>
+              </a:graphicData>
+            </a:graphic>
+          </wp:inline>
+        </w:drawing>
+      </w:r>
+    </w:p>
     <w:p/>
     <w:p/>
     <w:p/>
